--- a/manuscript/live_collaborative/Heat_CVD_Supplement_20260910_hogan.docx
+++ b/manuscript/live_collaborative/Heat_CVD_Supplement_20260910_hogan.docx
@@ -95,25 +95,7 @@
           <w:i w:val="0"/>
           <w:sz w:val="21"/>
         </w:rPr>
-        <w:t xml:space="preserve"> (do not rebuild). </w:t>
-      </w:r>
-      <w:r>
-        <w:rPr>
-          <w:rFonts w:ascii="Times New Roman" w:hAnsi="Times New Roman" w:eastAsia="Times New Roman"/>
-          <w:b/>
-          <w:i w:val="0"/>
-          <w:sz w:val="21"/>
-        </w:rPr>
-        <w:t>Not</w:t>
-      </w:r>
-      <w:r>
-        <w:rPr>
-          <w:rFonts w:ascii="Times New Roman" w:hAnsi="Times New Roman" w:eastAsia="Times New Roman"/>
-          <w:b w:val="0"/>
-          <w:i w:val="0"/>
-          <w:sz w:val="21"/>
-        </w:rPr>
-        <w:t xml:space="preserve"> Hogan’s shared Word/Google file (Bob pastes; agents do not).</w:t>
+        <w:t xml:space="preserve"> (do not rebuild).</w:t>
       </w:r>
     </w:p>
     <w:p>
@@ -273,7 +255,7 @@
           <w:i w:val="0"/>
           <w:sz w:val="21"/>
         </w:rPr>
-        <w:t xml:space="preserve"> here.</w:t>
+        <w:t xml:space="preserve"> here. Figure S5 remains unassigned so the established continuous-temperature display can remain Supplementary Figure S6.</w:t>
       </w:r>
     </w:p>
     <w:p>
